--- a/PDC_2026.docx
+++ b/PDC_2026.docx
@@ -351,7 +351,21 @@
                 <w:rFonts w:ascii="Arial Narrow" w:hAnsi="Arial Narrow" w:cs="Calibri"/>
                 <w:color w:val="000000"/>
               </w:rPr>
-              <w:t>Capa información en HW</w:t>
+              <w:t xml:space="preserve">Capa </w:t>
+            </w:r>
+            <w:r>
+              <w:rPr>
+                <w:rFonts w:ascii="Arial Narrow" w:hAnsi="Arial Narrow" w:cs="Calibri"/>
+                <w:color w:val="000000"/>
+              </w:rPr>
+              <w:t>de</w:t>
+            </w:r>
+            <w:r>
+              <w:rPr>
+                <w:rFonts w:ascii="Arial Narrow" w:hAnsi="Arial Narrow" w:cs="Calibri"/>
+                <w:color w:val="000000"/>
+              </w:rPr>
+              <w:t xml:space="preserve"> HW</w:t>
             </w:r>
           </w:p>
           <w:p>
@@ -363,52 +377,19 @@
                 <w:color w:val="000000"/>
               </w:rPr>
             </w:pPr>
-            <w:r>
-              <w:rPr>
-                <w:rFonts w:ascii="Arial Narrow" w:hAnsi="Arial Narrow" w:cs="Calibri"/>
-                <w:color w:val="000000"/>
-              </w:rPr>
-              <w:t xml:space="preserve">Representación de </w:t>
-            </w:r>
-          </w:p>
+          </w:p>
+        </w:tc>
+        <w:tc>
+          <w:tcPr>
+            <w:tcW w:w="713" w:type="dxa"/>
+            <w:vAlign w:val="center"/>
+          </w:tcPr>
           <w:p>
             <w:pPr>
               <w:jc w:val="center"/>
               <w:outlineLvl w:val="0"/>
               <w:rPr>
                 <w:rFonts w:ascii="Arial Narrow" w:hAnsi="Arial Narrow" w:cs="Calibri"/>
-                <w:color w:val="000000"/>
-              </w:rPr>
-            </w:pPr>
-            <w:r>
-              <w:rPr>
-                <w:rFonts w:ascii="Arial Narrow" w:hAnsi="Arial Narrow" w:cs="Calibri"/>
-                <w:color w:val="000000"/>
-              </w:rPr>
-              <w:t xml:space="preserve">datos.  </w:t>
-            </w:r>
-          </w:p>
-          <w:p>
-            <w:pPr>
-              <w:outlineLvl w:val="0"/>
-              <w:rPr>
-                <w:rFonts w:ascii="Arial Narrow" w:hAnsi="Arial Narrow" w:cs="Calibri"/>
-                <w:color w:val="000000"/>
-              </w:rPr>
-            </w:pPr>
-          </w:p>
-        </w:tc>
-        <w:tc>
-          <w:tcPr>
-            <w:tcW w:w="713" w:type="dxa"/>
-            <w:vAlign w:val="center"/>
-          </w:tcPr>
-          <w:p>
-            <w:pPr>
-              <w:jc w:val="center"/>
-              <w:outlineLvl w:val="0"/>
-              <w:rPr>
-                <w:rFonts w:ascii="Arial Narrow" w:hAnsi="Arial Narrow" w:cs="Calibri"/>
                 <w:b/>
                 <w:bCs/>
                 <w:i/>
@@ -448,7 +429,7 @@
                 <w:bCs/>
                 <w:color w:val="000000"/>
               </w:rPr>
-              <w:t>Caracterizamos datos y computadoras.</w:t>
+              <w:t>Puertas lógicas básicas.</w:t>
             </w:r>
           </w:p>
           <w:p>
@@ -467,7 +448,7 @@
                 <w:bCs/>
                 <w:color w:val="000000"/>
               </w:rPr>
-              <w:t>Representamos datos numéricos en el computador.</w:t>
+              <w:t>Identifica y describe su comportamiento</w:t>
             </w:r>
           </w:p>
         </w:tc>
@@ -503,23 +484,7 @@
                 <w:rFonts w:ascii="Arial Narrow" w:hAnsi="Arial Narrow" w:cs="Calibri"/>
                 <w:color w:val="000000"/>
               </w:rPr>
-              <w:t xml:space="preserve">, </w:t>
-            </w:r>
-            <w:proofErr w:type="spellStart"/>
-            <w:r>
-              <w:rPr>
-                <w:rFonts w:ascii="Arial Narrow" w:hAnsi="Arial Narrow" w:cs="Calibri"/>
-                <w:color w:val="000000"/>
-              </w:rPr>
-              <w:t>Jhon</w:t>
-            </w:r>
-            <w:proofErr w:type="spellEnd"/>
-            <w:r>
-              <w:rPr>
-                <w:rFonts w:ascii="Arial Narrow" w:hAnsi="Arial Narrow" w:cs="Calibri"/>
-                <w:color w:val="000000"/>
-              </w:rPr>
-              <w:t xml:space="preserve"> Lewis. </w:t>
+              <w:t xml:space="preserve">, Jhon Lewis. </w:t>
             </w:r>
           </w:p>
         </w:tc>
@@ -647,63 +612,35 @@
                 <w:rFonts w:ascii="Arial Narrow" w:hAnsi="Arial Narrow" w:cs="Calibri"/>
                 <w:color w:val="000000"/>
               </w:rPr>
-              <w:t xml:space="preserve">Identifica </w:t>
-            </w:r>
-            <w:r>
-              <w:rPr>
-                <w:rFonts w:ascii="Arial Narrow" w:hAnsi="Arial Narrow" w:cs="Calibri"/>
-                <w:color w:val="000000"/>
-              </w:rPr>
-              <w:t xml:space="preserve">la </w:t>
-            </w:r>
-            <w:r>
-              <w:rPr>
-                <w:rFonts w:ascii="Arial Narrow" w:hAnsi="Arial Narrow" w:cs="Calibri"/>
-                <w:color w:val="000000"/>
-              </w:rPr>
-              <w:t>forma</w:t>
-            </w:r>
-            <w:r>
-              <w:rPr>
-                <w:rFonts w:ascii="Arial Narrow" w:hAnsi="Arial Narrow" w:cs="Calibri"/>
-                <w:color w:val="000000"/>
-              </w:rPr>
-              <w:t xml:space="preserve"> </w:t>
-            </w:r>
-            <w:r>
-              <w:rPr>
-                <w:rFonts w:ascii="Arial Narrow" w:hAnsi="Arial Narrow" w:cs="Calibri"/>
-                <w:color w:val="000000"/>
-              </w:rPr>
-              <w:t xml:space="preserve">en que el </w:t>
-            </w:r>
-            <w:r>
-              <w:rPr>
-                <w:rFonts w:ascii="Arial Narrow" w:hAnsi="Arial Narrow" w:cs="Calibri"/>
-                <w:color w:val="000000"/>
-              </w:rPr>
-              <w:t>computador</w:t>
-            </w:r>
-            <w:r>
-              <w:rPr>
-                <w:rFonts w:ascii="Arial Narrow" w:hAnsi="Arial Narrow" w:cs="Calibri"/>
-                <w:color w:val="000000"/>
-              </w:rPr>
-              <w:t xml:space="preserve"> </w:t>
-            </w:r>
-            <w:r>
-              <w:rPr>
-                <w:rFonts w:ascii="Arial Narrow" w:hAnsi="Arial Narrow" w:cs="Calibri"/>
-                <w:color w:val="000000"/>
-              </w:rPr>
-              <w:t>representa la información</w:t>
-            </w:r>
-            <w:r>
-              <w:rPr>
-                <w:rFonts w:ascii="Arial Narrow" w:hAnsi="Arial Narrow" w:cs="Calibri"/>
-                <w:color w:val="000000"/>
-              </w:rPr>
-              <w:t xml:space="preserve"> de texto, audio, gráficos y video</w:t>
+              <w:t>Identifica</w:t>
+            </w:r>
+            <w:r>
+              <w:rPr>
+                <w:rFonts w:ascii="Arial Narrow" w:hAnsi="Arial Narrow" w:cs="Calibri"/>
+                <w:color w:val="000000"/>
+              </w:rPr>
+              <w:t xml:space="preserve"> e</w:t>
+            </w:r>
+            <w:r>
+              <w:rPr>
+                <w:rFonts w:ascii="Arial Narrow" w:hAnsi="Arial Narrow" w:cs="Calibri"/>
+                <w:color w:val="000000"/>
+              </w:rPr>
+              <w:t xml:space="preserve">l </w:t>
+            </w:r>
+            <w:r>
+              <w:rPr>
+                <w:rFonts w:ascii="Arial Narrow" w:hAnsi="Arial Narrow" w:cs="Calibri"/>
+                <w:color w:val="000000"/>
+              </w:rPr>
+              <w:t>HW</w:t>
+            </w:r>
+            <w:r>
+              <w:rPr>
+                <w:rFonts w:ascii="Arial Narrow" w:hAnsi="Arial Narrow" w:cs="Calibri"/>
+                <w:color w:val="000000"/>
+              </w:rPr>
+              <w:t xml:space="preserve"> informático incluye dispositivos como transistores, compuertas y circuitos, todos los cuales controlan el flujo de electricidad de manera fundamental</w:t>
             </w:r>
             <w:r>
               <w:rPr>
@@ -834,7 +771,15 @@
                 <w:bCs/>
                 <w:color w:val="000000"/>
               </w:rPr>
-              <w:t>Representamos texto.</w:t>
+              <w:t>Combina</w:t>
+            </w:r>
+            <w:r>
+              <w:rPr>
+                <w:rFonts w:ascii="Arial Narrow" w:hAnsi="Arial Narrow" w:cs="Calibri"/>
+                <w:bCs/>
+                <w:color w:val="000000"/>
+              </w:rPr>
+              <w:t>, compara puertas lógicas en circuitos.</w:t>
             </w:r>
           </w:p>
           <w:p>
@@ -853,7 +798,7 @@
                 <w:bCs/>
                 <w:color w:val="000000"/>
               </w:rPr>
-              <w:t>Identificamos tipo de datos de audio.</w:t>
+              <w:t>Describe las 4 generaciones de circuitos integrados.</w:t>
             </w:r>
           </w:p>
         </w:tc>
@@ -889,23 +834,7 @@
                 <w:rFonts w:ascii="Arial Narrow" w:hAnsi="Arial Narrow" w:cs="Calibri"/>
                 <w:color w:val="000000"/>
               </w:rPr>
-              <w:t xml:space="preserve">, </w:t>
-            </w:r>
-            <w:proofErr w:type="spellStart"/>
-            <w:r>
-              <w:rPr>
-                <w:rFonts w:ascii="Arial Narrow" w:hAnsi="Arial Narrow" w:cs="Calibri"/>
-                <w:color w:val="000000"/>
-              </w:rPr>
-              <w:t>Jhon</w:t>
-            </w:r>
-            <w:proofErr w:type="spellEnd"/>
-            <w:r>
-              <w:rPr>
-                <w:rFonts w:ascii="Arial Narrow" w:hAnsi="Arial Narrow" w:cs="Calibri"/>
-                <w:color w:val="000000"/>
-              </w:rPr>
-              <w:t xml:space="preserve"> Lewis.</w:t>
+              <w:t>, Jhon Lewis.</w:t>
             </w:r>
           </w:p>
         </w:tc>
@@ -1022,7 +951,45 @@
                 <w:bCs/>
                 <w:color w:val="000000"/>
               </w:rPr>
-              <w:t>Representamos imágenes y gráficos en el computador.</w:t>
+              <w:t>Componentes de computación.</w:t>
+            </w:r>
+          </w:p>
+          <w:p>
+            <w:pPr>
+              <w:jc w:val="both"/>
+              <w:outlineLvl w:val="0"/>
+              <w:rPr>
+                <w:rFonts w:ascii="Arial Narrow" w:hAnsi="Arial Narrow" w:cs="Calibri"/>
+                <w:bCs/>
+                <w:color w:val="000000"/>
+              </w:rPr>
+            </w:pPr>
+            <w:r>
+              <w:rPr>
+                <w:rFonts w:ascii="Arial Narrow" w:hAnsi="Arial Narrow" w:cs="Calibri"/>
+                <w:bCs/>
+                <w:color w:val="000000"/>
+              </w:rPr>
+              <w:t>enumera los componentes y sus funciones en una máquina de von Neumann.</w:t>
+            </w:r>
+          </w:p>
+          <w:p>
+            <w:pPr>
+              <w:jc w:val="both"/>
+              <w:outlineLvl w:val="0"/>
+              <w:rPr>
+                <w:rFonts w:ascii="Arial Narrow" w:hAnsi="Arial Narrow" w:cs="Calibri"/>
+                <w:bCs/>
+                <w:color w:val="000000"/>
+              </w:rPr>
+            </w:pPr>
+            <w:r>
+              <w:rPr>
+                <w:rFonts w:ascii="Arial Narrow" w:hAnsi="Arial Narrow" w:cs="Calibri"/>
+                <w:bCs/>
+                <w:color w:val="000000"/>
+              </w:rPr>
+              <w:t>Describe búsqueda-decodificación-ejecución en maquina von Neumann, y la memoria del ordenador.</w:t>
             </w:r>
           </w:p>
         </w:tc>
@@ -1058,23 +1025,7 @@
                 <w:rFonts w:ascii="Arial Narrow" w:hAnsi="Arial Narrow" w:cs="Calibri"/>
                 <w:color w:val="000000"/>
               </w:rPr>
-              <w:t xml:space="preserve">, </w:t>
-            </w:r>
-            <w:proofErr w:type="spellStart"/>
-            <w:r>
-              <w:rPr>
-                <w:rFonts w:ascii="Arial Narrow" w:hAnsi="Arial Narrow" w:cs="Calibri"/>
-                <w:color w:val="000000"/>
-              </w:rPr>
-              <w:t>Jhon</w:t>
-            </w:r>
-            <w:proofErr w:type="spellEnd"/>
-            <w:r>
-              <w:rPr>
-                <w:rFonts w:ascii="Arial Narrow" w:hAnsi="Arial Narrow" w:cs="Calibri"/>
-                <w:color w:val="000000"/>
-              </w:rPr>
-              <w:t xml:space="preserve"> Lewis.</w:t>
+              <w:t>, Jhon Lewis.</w:t>
             </w:r>
           </w:p>
         </w:tc>
@@ -1191,7 +1142,7 @@
                 <w:bCs/>
                 <w:color w:val="000000"/>
               </w:rPr>
-              <w:t>Representación de video.</w:t>
+              <w:t>Describe dispositivos auxiliares de almacenamiento.</w:t>
             </w:r>
           </w:p>
           <w:p>
@@ -1210,7 +1161,7 @@
                 <w:bCs/>
                 <w:color w:val="000000"/>
               </w:rPr>
-              <w:t>Resolución cuestionario del tema.</w:t>
+              <w:t>Define ordenadores paralelos, sistemas embebidos.</w:t>
             </w:r>
           </w:p>
         </w:tc>
@@ -1246,23 +1197,7 @@
                 <w:rFonts w:ascii="Arial Narrow" w:hAnsi="Arial Narrow" w:cs="Calibri"/>
                 <w:color w:val="000000"/>
               </w:rPr>
-              <w:t xml:space="preserve">, </w:t>
-            </w:r>
-            <w:proofErr w:type="spellStart"/>
-            <w:r>
-              <w:rPr>
-                <w:rFonts w:ascii="Arial Narrow" w:hAnsi="Arial Narrow" w:cs="Calibri"/>
-                <w:color w:val="000000"/>
-              </w:rPr>
-              <w:t>Jhon</w:t>
-            </w:r>
-            <w:proofErr w:type="spellEnd"/>
-            <w:r>
-              <w:rPr>
-                <w:rFonts w:ascii="Arial Narrow" w:hAnsi="Arial Narrow" w:cs="Calibri"/>
-                <w:color w:val="000000"/>
-              </w:rPr>
-              <w:t xml:space="preserve"> Lewis.</w:t>
+              <w:t>, Jhon Lewis.</w:t>
             </w:r>
           </w:p>
         </w:tc>
@@ -1285,7 +1220,7 @@
                 <w:rFonts w:ascii="Arial Narrow" w:hAnsi="Arial Narrow" w:cs="Calibri"/>
                 <w:color w:val="000000"/>
               </w:rPr>
-              <w:t>16</w:t>
+              <w:t>8</w:t>
             </w:r>
           </w:p>
         </w:tc>

--- a/PDC_2026.docx
+++ b/PDC_2026.docx
@@ -86,7 +86,7 @@
                 <w:bCs/>
                 <w:color w:val="000000"/>
               </w:rPr>
-              <w:t>6</w:t>
+              <w:t>7</w:t>
             </w:r>
           </w:p>
         </w:tc>
@@ -369,6 +369,7 @@
               <w:rPr>
                 <w:rFonts w:ascii="Arial Narrow" w:hAnsi="Arial Narrow" w:cs="Calibri"/>
                 <w:color w:val="000000"/>
+                <w:lang w:val="es-419"/>
               </w:rPr>
             </w:pPr>
             <w:r>
@@ -383,35 +384,38 @@
                 <w:rFonts w:ascii="Arial Narrow" w:hAnsi="Arial Narrow" w:cs="Calibri"/>
                 <w:color w:val="000000"/>
               </w:rPr>
-              <w:t>instrumentos de</w:t>
-            </w:r>
-            <w:r>
-              <w:rPr>
-                <w:rFonts w:ascii="Arial Narrow" w:hAnsi="Arial Narrow" w:cs="Calibri"/>
-                <w:color w:val="000000"/>
-              </w:rPr>
-              <w:t xml:space="preserve"> medida</w:t>
-            </w:r>
-            <w:r>
-              <w:rPr>
-                <w:rFonts w:ascii="Arial Narrow" w:hAnsi="Arial Narrow" w:cs="Calibri"/>
-                <w:color w:val="000000"/>
-              </w:rPr>
-              <w:t xml:space="preserve"> de magnitudes</w:t>
-            </w:r>
-            <w:r>
-              <w:rPr>
-                <w:rFonts w:ascii="Arial Narrow" w:hAnsi="Arial Narrow" w:cs="Calibri"/>
-                <w:color w:val="000000"/>
-              </w:rPr>
-              <w:t xml:space="preserve"> eléctrica</w:t>
-            </w:r>
-            <w:r>
-              <w:rPr>
-                <w:rFonts w:ascii="Arial Narrow" w:hAnsi="Arial Narrow" w:cs="Calibri"/>
-                <w:color w:val="000000"/>
-              </w:rPr>
-              <w:t>s</w:t>
+              <w:t>las</w:t>
+            </w:r>
+            <w:r>
+              <w:rPr>
+                <w:rFonts w:ascii="Arial Narrow" w:hAnsi="Arial Narrow" w:cs="Calibri"/>
+                <w:color w:val="000000"/>
+              </w:rPr>
+              <w:t xml:space="preserve"> magnitudes</w:t>
+            </w:r>
+            <w:r>
+              <w:rPr>
+                <w:rFonts w:ascii="Arial Narrow" w:hAnsi="Arial Narrow" w:cs="Calibri"/>
+                <w:color w:val="000000"/>
+              </w:rPr>
+              <w:t xml:space="preserve"> </w:t>
+            </w:r>
+            <w:proofErr w:type="spellStart"/>
+            <w:r>
+              <w:rPr>
+                <w:rFonts w:ascii="Arial Narrow" w:hAnsi="Arial Narrow" w:cs="Calibri"/>
+                <w:color w:val="000000"/>
+              </w:rPr>
+              <w:t>magn</w:t>
+            </w:r>
+            <w:proofErr w:type="spellEnd"/>
+            <w:r>
+              <w:rPr>
+                <w:rFonts w:ascii="Arial Narrow" w:hAnsi="Arial Narrow" w:cs="Calibri"/>
+                <w:color w:val="000000"/>
+                <w:lang w:val="es-419"/>
+              </w:rPr>
+              <w:t>éticas</w:t>
             </w:r>
           </w:p>
         </w:tc>
@@ -474,7 +478,15 @@
                 <w:bCs/>
                 <w:color w:val="000000"/>
               </w:rPr>
-              <w:t>Reconoce los equipos de medición de magnitudes eléctricas</w:t>
+              <w:t>Reconoce l</w:t>
+            </w:r>
+            <w:r>
+              <w:rPr>
+                <w:rFonts w:ascii="Arial Narrow" w:hAnsi="Arial Narrow" w:cs="Calibri"/>
+                <w:bCs/>
+                <w:color w:val="000000"/>
+              </w:rPr>
+              <w:t>as propiedades de los imanes</w:t>
             </w:r>
           </w:p>
         </w:tc>
@@ -496,7 +508,7 @@
                 <w:rFonts w:ascii="Arial Narrow" w:hAnsi="Arial Narrow" w:cs="Calibri"/>
                 <w:color w:val="000000"/>
               </w:rPr>
-              <w:t>Texto: Electrónica básica para no ingenieros, Física Química 3ro y 6to ESO.</w:t>
+              <w:t>Texto: Física Química 3ro y 6to ESO.</w:t>
             </w:r>
           </w:p>
         </w:tc>
@@ -584,14 +596,14 @@
                 <w:rFonts w:ascii="Arial Narrow" w:hAnsi="Arial Narrow" w:cs="Calibri"/>
                 <w:color w:val="000000"/>
               </w:rPr>
-              <w:t>Identifica l</w:t>
-            </w:r>
-            <w:r>
-              <w:rPr>
-                <w:rFonts w:ascii="Arial Narrow" w:hAnsi="Arial Narrow" w:cs="Calibri"/>
-                <w:color w:val="000000"/>
-              </w:rPr>
-              <w:t>os instrumentos de medición de magnitudes eléctricas</w:t>
+              <w:t xml:space="preserve">Identifica </w:t>
+            </w:r>
+            <w:r>
+              <w:rPr>
+                <w:rFonts w:ascii="Arial Narrow" w:hAnsi="Arial Narrow" w:cs="Calibri"/>
+                <w:color w:val="000000"/>
+              </w:rPr>
+              <w:t>las magnitudes magnéticas presentes en el fenómeno electro magnético</w:t>
             </w:r>
             <w:r>
               <w:rPr>
@@ -640,7 +652,14 @@
                 <w:rFonts w:ascii="Arial Narrow" w:hAnsi="Arial Narrow" w:cs="Calibri"/>
                 <w:color w:val="000000"/>
               </w:rPr>
-              <w:t>un circuito eléctrico en serie y paralelo</w:t>
+              <w:t xml:space="preserve">un </w:t>
+            </w:r>
+            <w:r>
+              <w:rPr>
+                <w:rFonts w:ascii="Arial Narrow" w:hAnsi="Arial Narrow" w:cs="Calibri"/>
+                <w:color w:val="000000"/>
+              </w:rPr>
+              <w:t>electroimán</w:t>
             </w:r>
             <w:r>
               <w:rPr>
@@ -732,23 +751,15 @@
                 <w:bCs/>
                 <w:color w:val="000000"/>
               </w:rPr>
-              <w:t xml:space="preserve">Realiza medición de magnitudes eléctricas, </w:t>
-            </w:r>
-            <w:r>
-              <w:rPr>
-                <w:rFonts w:ascii="Arial Narrow" w:hAnsi="Arial Narrow" w:cs="Calibri"/>
-                <w:bCs/>
-                <w:color w:val="000000"/>
-              </w:rPr>
-              <w:t>de voltaje, corriente, resistencia</w:t>
-            </w:r>
-            <w:r>
-              <w:rPr>
-                <w:rFonts w:ascii="Arial Narrow" w:hAnsi="Arial Narrow" w:cs="Calibri"/>
-                <w:bCs/>
-                <w:color w:val="000000"/>
-              </w:rPr>
-              <w:t>.</w:t>
+              <w:t xml:space="preserve">Reconoce las propiedades </w:t>
+            </w:r>
+            <w:r>
+              <w:rPr>
+                <w:rFonts w:ascii="Arial Narrow" w:hAnsi="Arial Narrow" w:cs="Calibri"/>
+                <w:bCs/>
+                <w:color w:val="000000"/>
+              </w:rPr>
+              <w:t>magnéticas</w:t>
             </w:r>
           </w:p>
         </w:tc>
@@ -765,12 +776,21 @@
                 <w:color w:val="000000"/>
               </w:rPr>
             </w:pPr>
-            <w:r>
-              <w:rPr>
-                <w:rFonts w:ascii="Arial Narrow" w:hAnsi="Arial Narrow" w:cs="Calibri"/>
-                <w:color w:val="000000"/>
-              </w:rPr>
-              <w:t>Texto: Electrónica básica para no ingenieros, Física Química 3ro y 6to ESO.</w:t>
+            <w:proofErr w:type="spellStart"/>
+            <w:r>
+              <w:rPr>
+                <w:rFonts w:ascii="Arial Narrow" w:hAnsi="Arial Narrow" w:cs="Calibri"/>
+                <w:color w:val="000000"/>
+              </w:rPr>
+              <w:t>Texto:Física</w:t>
+            </w:r>
+            <w:proofErr w:type="spellEnd"/>
+            <w:r>
+              <w:rPr>
+                <w:rFonts w:ascii="Arial Narrow" w:hAnsi="Arial Narrow" w:cs="Calibri"/>
+                <w:color w:val="000000"/>
+              </w:rPr>
+              <w:t xml:space="preserve"> Química 3ro y 6to ESO.</w:t>
             </w:r>
             <w:r>
               <w:rPr>
@@ -904,7 +924,31 @@
                 <w:bCs/>
                 <w:color w:val="000000"/>
               </w:rPr>
-              <w:t>Realiza medición de magnitudes eléctricas, en circuito en serie y paralelo.</w:t>
+              <w:t xml:space="preserve">Reconoce la </w:t>
+            </w:r>
+            <w:r>
+              <w:rPr>
+                <w:rFonts w:ascii="Arial Narrow" w:hAnsi="Arial Narrow" w:cs="Calibri"/>
+                <w:bCs/>
+                <w:color w:val="000000"/>
+              </w:rPr>
+              <w:t xml:space="preserve">magnitud </w:t>
+            </w:r>
+            <w:r>
+              <w:rPr>
+                <w:rFonts w:ascii="Arial Narrow" w:hAnsi="Arial Narrow" w:cs="Calibri"/>
+                <w:bCs/>
+                <w:color w:val="000000"/>
+              </w:rPr>
+              <w:t>fuerza magnética que ejerce el campo magnético sobre una carga</w:t>
+            </w:r>
+            <w:r>
+              <w:rPr>
+                <w:rFonts w:ascii="Arial Narrow" w:hAnsi="Arial Narrow" w:cs="Calibri"/>
+                <w:bCs/>
+                <w:color w:val="000000"/>
+              </w:rPr>
+              <w:t>.</w:t>
             </w:r>
           </w:p>
         </w:tc>
@@ -1053,15 +1097,23 @@
                 <w:bCs/>
                 <w:color w:val="000000"/>
               </w:rPr>
-              <w:t xml:space="preserve">Realiza medición de magnitudes eléctricas, en circuito en </w:t>
-            </w:r>
-            <w:r>
-              <w:rPr>
-                <w:rFonts w:ascii="Arial Narrow" w:hAnsi="Arial Narrow" w:cs="Calibri"/>
-                <w:bCs/>
-                <w:color w:val="000000"/>
-              </w:rPr>
-              <w:t>paralelo.</w:t>
+              <w:t xml:space="preserve">Reconoce la fuerza magnética que ejerce el campo magnético sobre una </w:t>
+            </w:r>
+            <w:r>
+              <w:rPr>
+                <w:rFonts w:ascii="Arial Narrow" w:hAnsi="Arial Narrow" w:cs="Calibri"/>
+                <w:bCs/>
+                <w:color w:val="000000"/>
+              </w:rPr>
+              <w:t>espira conductora</w:t>
+            </w:r>
+            <w:r>
+              <w:rPr>
+                <w:rFonts w:ascii="Arial Narrow" w:hAnsi="Arial Narrow" w:cs="Calibri"/>
+                <w:bCs/>
+                <w:color w:val="000000"/>
+              </w:rPr>
+              <w:t>.</w:t>
             </w:r>
           </w:p>
         </w:tc>
@@ -1078,12 +1130,21 @@
                 <w:color w:val="000000"/>
               </w:rPr>
             </w:pPr>
-            <w:r>
-              <w:rPr>
-                <w:rFonts w:ascii="Arial Narrow" w:hAnsi="Arial Narrow" w:cs="Calibri"/>
-                <w:color w:val="000000"/>
-              </w:rPr>
-              <w:t>Texto: Electrónica básica para no ingenieros, Física Química 3ro y 6to ESO.</w:t>
+            <w:proofErr w:type="spellStart"/>
+            <w:r>
+              <w:rPr>
+                <w:rFonts w:ascii="Arial Narrow" w:hAnsi="Arial Narrow" w:cs="Calibri"/>
+                <w:color w:val="000000"/>
+              </w:rPr>
+              <w:t>Texto:Física</w:t>
+            </w:r>
+            <w:proofErr w:type="spellEnd"/>
+            <w:r>
+              <w:rPr>
+                <w:rFonts w:ascii="Arial Narrow" w:hAnsi="Arial Narrow" w:cs="Calibri"/>
+                <w:color w:val="000000"/>
+              </w:rPr>
+              <w:t xml:space="preserve"> Química 3ro y 6to ESO.</w:t>
             </w:r>
           </w:p>
         </w:tc>
@@ -1117,6 +1178,185 @@
             <w:vMerge/>
             <w:vAlign w:val="center"/>
             <w:hideMark/>
+          </w:tcPr>
+          <w:p>
+            <w:pPr>
+              <w:outlineLvl w:val="0"/>
+              <w:rPr>
+                <w:rFonts w:ascii="Arial Narrow" w:hAnsi="Arial Narrow" w:cs="Calibri"/>
+                <w:b/>
+                <w:bCs/>
+                <w:color w:val="000000"/>
+              </w:rPr>
+            </w:pPr>
+          </w:p>
+        </w:tc>
+      </w:tr>
+      <w:tr>
+        <w:trPr>
+          <w:trHeight w:val="434"/>
+        </w:trPr>
+        <w:tc>
+          <w:tcPr>
+            <w:tcW w:w="1380" w:type="dxa"/>
+            <w:vMerge/>
+            <w:vAlign w:val="center"/>
+          </w:tcPr>
+          <w:p>
+            <w:pPr>
+              <w:outlineLvl w:val="0"/>
+              <w:rPr>
+                <w:rFonts w:ascii="Arial Narrow" w:hAnsi="Arial Narrow" w:cs="Calibri"/>
+                <w:color w:val="000000"/>
+              </w:rPr>
+            </w:pPr>
+          </w:p>
+        </w:tc>
+        <w:tc>
+          <w:tcPr>
+            <w:tcW w:w="1139" w:type="dxa"/>
+            <w:vAlign w:val="center"/>
+          </w:tcPr>
+          <w:p>
+            <w:pPr>
+              <w:outlineLvl w:val="0"/>
+              <w:rPr>
+                <w:rFonts w:ascii="Arial Narrow" w:hAnsi="Arial Narrow" w:cs="Calibri"/>
+                <w:b/>
+                <w:bCs/>
+                <w:i/>
+                <w:color w:val="000000"/>
+              </w:rPr>
+            </w:pPr>
+            <w:r>
+              <w:rPr>
+                <w:rFonts w:ascii="Arial Narrow" w:hAnsi="Arial Narrow" w:cs="Calibri"/>
+                <w:b/>
+                <w:bCs/>
+                <w:i/>
+                <w:color w:val="000000"/>
+              </w:rPr>
+              <w:t>5</w:t>
+            </w:r>
+          </w:p>
+        </w:tc>
+        <w:tc>
+          <w:tcPr>
+            <w:tcW w:w="3969" w:type="dxa"/>
+            <w:vAlign w:val="center"/>
+          </w:tcPr>
+          <w:p>
+            <w:pPr>
+              <w:jc w:val="both"/>
+              <w:outlineLvl w:val="0"/>
+              <w:rPr>
+                <w:rFonts w:ascii="Arial Narrow" w:hAnsi="Arial Narrow" w:cs="Calibri"/>
+                <w:bCs/>
+                <w:color w:val="000000"/>
+              </w:rPr>
+            </w:pPr>
+            <w:r>
+              <w:rPr>
+                <w:rFonts w:ascii="Arial Narrow" w:hAnsi="Arial Narrow" w:cs="Calibri"/>
+                <w:bCs/>
+                <w:color w:val="000000"/>
+              </w:rPr>
+              <w:t>Reconoce</w:t>
+            </w:r>
+            <w:r>
+              <w:rPr>
+                <w:rFonts w:ascii="Arial Narrow" w:hAnsi="Arial Narrow" w:cs="Calibri"/>
+                <w:bCs/>
+                <w:color w:val="000000"/>
+              </w:rPr>
+              <w:t xml:space="preserve"> la magnitud d</w:t>
+            </w:r>
+            <w:r>
+              <w:rPr>
+                <w:rFonts w:ascii="Arial Narrow" w:hAnsi="Arial Narrow" w:cs="Calibri"/>
+                <w:bCs/>
+                <w:color w:val="000000"/>
+              </w:rPr>
+              <w:t xml:space="preserve">el campo magnético </w:t>
+            </w:r>
+            <w:r>
+              <w:rPr>
+                <w:rFonts w:ascii="Arial Narrow" w:hAnsi="Arial Narrow" w:cs="Calibri"/>
+                <w:bCs/>
+                <w:color w:val="000000"/>
+              </w:rPr>
+              <w:t>generado por una corriente eléctrica</w:t>
+            </w:r>
+            <w:r>
+              <w:rPr>
+                <w:rFonts w:ascii="Arial Narrow" w:hAnsi="Arial Narrow" w:cs="Calibri"/>
+                <w:bCs/>
+                <w:color w:val="000000"/>
+              </w:rPr>
+              <w:t>.</w:t>
+            </w:r>
+          </w:p>
+        </w:tc>
+        <w:tc>
+          <w:tcPr>
+            <w:tcW w:w="2976" w:type="dxa"/>
+            <w:vAlign w:val="center"/>
+          </w:tcPr>
+          <w:p>
+            <w:pPr>
+              <w:outlineLvl w:val="0"/>
+              <w:rPr>
+                <w:rFonts w:ascii="Arial Narrow" w:hAnsi="Arial Narrow" w:cs="Calibri"/>
+                <w:color w:val="000000"/>
+              </w:rPr>
+            </w:pPr>
+            <w:proofErr w:type="spellStart"/>
+            <w:r>
+              <w:rPr>
+                <w:rFonts w:ascii="Arial Narrow" w:hAnsi="Arial Narrow" w:cs="Calibri"/>
+                <w:color w:val="000000"/>
+              </w:rPr>
+              <w:t>Texto:Física</w:t>
+            </w:r>
+            <w:proofErr w:type="spellEnd"/>
+            <w:r>
+              <w:rPr>
+                <w:rFonts w:ascii="Arial Narrow" w:hAnsi="Arial Narrow" w:cs="Calibri"/>
+                <w:color w:val="000000"/>
+              </w:rPr>
+              <w:t xml:space="preserve"> Química 3ro y 6to ESO.</w:t>
+            </w:r>
+          </w:p>
+        </w:tc>
+        <w:tc>
+          <w:tcPr>
+            <w:tcW w:w="567" w:type="dxa"/>
+            <w:gridSpan w:val="2"/>
+            <w:vAlign w:val="center"/>
+          </w:tcPr>
+          <w:p>
+            <w:pPr>
+              <w:jc w:val="center"/>
+              <w:outlineLvl w:val="0"/>
+              <w:rPr>
+                <w:rFonts w:ascii="Arial Narrow" w:hAnsi="Arial Narrow" w:cs="Calibri"/>
+                <w:color w:val="000000"/>
+              </w:rPr>
+            </w:pPr>
+            <w:r>
+              <w:rPr>
+                <w:rFonts w:ascii="Arial Narrow" w:hAnsi="Arial Narrow" w:cs="Calibri"/>
+                <w:color w:val="000000"/>
+              </w:rPr>
+              <w:t>8</w:t>
+            </w:r>
+          </w:p>
+        </w:tc>
+        <w:tc>
+          <w:tcPr>
+            <w:tcW w:w="3435" w:type="dxa"/>
+            <w:vMerge/>
+            <w:vAlign w:val="center"/>
           </w:tcPr>
           <w:p>
             <w:pPr>

--- a/PDC_2026.docx
+++ b/PDC_2026.docx
@@ -367,6 +367,13 @@
               </w:rPr>
               <w:t xml:space="preserve"> HW</w:t>
             </w:r>
+            <w:r>
+              <w:rPr>
+                <w:rFonts w:ascii="Arial Narrow" w:hAnsi="Arial Narrow" w:cs="Calibri"/>
+                <w:color w:val="000000"/>
+              </w:rPr>
+              <w:t>, componentes</w:t>
+            </w:r>
           </w:p>
           <w:p>
             <w:pPr>
@@ -419,17 +426,17 @@
               <w:outlineLvl w:val="0"/>
               <w:rPr>
                 <w:rFonts w:ascii="Arial Narrow" w:hAnsi="Arial Narrow" w:cs="Calibri"/>
-                <w:bCs/>
-                <w:color w:val="000000"/>
-              </w:rPr>
-            </w:pPr>
-            <w:r>
-              <w:rPr>
-                <w:rFonts w:ascii="Arial Narrow" w:hAnsi="Arial Narrow" w:cs="Calibri"/>
-                <w:bCs/>
-                <w:color w:val="000000"/>
-              </w:rPr>
-              <w:t>Puertas lógicas básicas.</w:t>
+                <w:b/>
+                <w:color w:val="000000"/>
+              </w:rPr>
+            </w:pPr>
+            <w:r>
+              <w:rPr>
+                <w:rFonts w:ascii="Arial Narrow" w:hAnsi="Arial Narrow" w:cs="Calibri"/>
+                <w:b/>
+                <w:color w:val="000000"/>
+              </w:rPr>
+              <w:t>Componentes de computación.</w:t>
             </w:r>
           </w:p>
           <w:p>
@@ -448,7 +455,7 @@
                 <w:bCs/>
                 <w:color w:val="000000"/>
               </w:rPr>
-              <w:t>Identifica y describe su comportamiento</w:t>
+              <w:t>Describe búsqueda-decodificación-ejecución en maquina von Neumann, y la memoria del ordenador.</w:t>
             </w:r>
           </w:p>
         </w:tc>
@@ -619,7 +626,21 @@
                 <w:rFonts w:ascii="Arial Narrow" w:hAnsi="Arial Narrow" w:cs="Calibri"/>
                 <w:color w:val="000000"/>
               </w:rPr>
-              <w:t xml:space="preserve"> e</w:t>
+              <w:t xml:space="preserve"> </w:t>
+            </w:r>
+            <w:r>
+              <w:rPr>
+                <w:rFonts w:ascii="Arial Narrow" w:hAnsi="Arial Narrow" w:cs="Calibri"/>
+                <w:color w:val="000000"/>
+              </w:rPr>
+              <w:t xml:space="preserve">los componentes informáticos, presentes en </w:t>
+            </w:r>
+            <w:r>
+              <w:rPr>
+                <w:rFonts w:ascii="Arial Narrow" w:hAnsi="Arial Narrow" w:cs="Calibri"/>
+                <w:color w:val="000000"/>
+              </w:rPr>
+              <w:t>e</w:t>
             </w:r>
             <w:r>
               <w:rPr>
@@ -640,7 +661,14 @@
                 <w:rFonts w:ascii="Arial Narrow" w:hAnsi="Arial Narrow" w:cs="Calibri"/>
                 <w:color w:val="000000"/>
               </w:rPr>
-              <w:t xml:space="preserve"> informático incluye dispositivos como transistores, compuertas y circuitos, todos los cuales controlan el flujo de electricidad de manera fundamental</w:t>
+              <w:t xml:space="preserve"> informático</w:t>
+            </w:r>
+            <w:r>
+              <w:rPr>
+                <w:rFonts w:ascii="Arial Narrow" w:hAnsi="Arial Narrow" w:cs="Calibri"/>
+                <w:color w:val="000000"/>
+              </w:rPr>
+              <w:t xml:space="preserve"> para analizar un anuncio de venta de computadora</w:t>
             </w:r>
             <w:r>
               <w:rPr>
@@ -771,34 +799,7 @@
                 <w:bCs/>
                 <w:color w:val="000000"/>
               </w:rPr>
-              <w:t>Combina</w:t>
-            </w:r>
-            <w:r>
-              <w:rPr>
-                <w:rFonts w:ascii="Arial Narrow" w:hAnsi="Arial Narrow" w:cs="Calibri"/>
-                <w:bCs/>
-                <w:color w:val="000000"/>
-              </w:rPr>
-              <w:t>, compara puertas lógicas en circuitos.</w:t>
-            </w:r>
-          </w:p>
-          <w:p>
-            <w:pPr>
-              <w:jc w:val="both"/>
-              <w:outlineLvl w:val="0"/>
-              <w:rPr>
-                <w:rFonts w:ascii="Arial Narrow" w:hAnsi="Arial Narrow" w:cs="Calibri"/>
-                <w:bCs/>
-                <w:color w:val="000000"/>
-              </w:rPr>
-            </w:pPr>
-            <w:r>
-              <w:rPr>
-                <w:rFonts w:ascii="Arial Narrow" w:hAnsi="Arial Narrow" w:cs="Calibri"/>
-                <w:bCs/>
-                <w:color w:val="000000"/>
-              </w:rPr>
-              <w:t>Describe las 4 generaciones de circuitos integrados.</w:t>
+              <w:t>Describe dispositivos auxiliares de almacenamiento.</w:t>
             </w:r>
           </w:p>
         </w:tc>
@@ -951,45 +952,7 @@
                 <w:bCs/>
                 <w:color w:val="000000"/>
               </w:rPr>
-              <w:t>Componentes de computación.</w:t>
-            </w:r>
-          </w:p>
-          <w:p>
-            <w:pPr>
-              <w:jc w:val="both"/>
-              <w:outlineLvl w:val="0"/>
-              <w:rPr>
-                <w:rFonts w:ascii="Arial Narrow" w:hAnsi="Arial Narrow" w:cs="Calibri"/>
-                <w:bCs/>
-                <w:color w:val="000000"/>
-              </w:rPr>
-            </w:pPr>
-            <w:r>
-              <w:rPr>
-                <w:rFonts w:ascii="Arial Narrow" w:hAnsi="Arial Narrow" w:cs="Calibri"/>
-                <w:bCs/>
-                <w:color w:val="000000"/>
-              </w:rPr>
-              <w:t>enumera los componentes y sus funciones en una máquina de von Neumann.</w:t>
-            </w:r>
-          </w:p>
-          <w:p>
-            <w:pPr>
-              <w:jc w:val="both"/>
-              <w:outlineLvl w:val="0"/>
-              <w:rPr>
-                <w:rFonts w:ascii="Arial Narrow" w:hAnsi="Arial Narrow" w:cs="Calibri"/>
-                <w:bCs/>
-                <w:color w:val="000000"/>
-              </w:rPr>
-            </w:pPr>
-            <w:r>
-              <w:rPr>
-                <w:rFonts w:ascii="Arial Narrow" w:hAnsi="Arial Narrow" w:cs="Calibri"/>
-                <w:bCs/>
-                <w:color w:val="000000"/>
-              </w:rPr>
-              <w:t>Describe búsqueda-decodificación-ejecución en maquina von Neumann, y la memoria del ordenador.</w:t>
+              <w:t>definir tres configuraciones alternativas de ordenadores paralelos.</w:t>
             </w:r>
           </w:p>
         </w:tc>
@@ -1142,26 +1105,15 @@
                 <w:bCs/>
                 <w:color w:val="000000"/>
               </w:rPr>
-              <w:t>Describe dispositivos auxiliares de almacenamiento.</w:t>
-            </w:r>
-          </w:p>
-          <w:p>
-            <w:pPr>
-              <w:jc w:val="both"/>
-              <w:outlineLvl w:val="0"/>
-              <w:rPr>
-                <w:rFonts w:ascii="Arial Narrow" w:hAnsi="Arial Narrow" w:cs="Calibri"/>
-                <w:bCs/>
-                <w:color w:val="000000"/>
-              </w:rPr>
-            </w:pPr>
-            <w:r>
-              <w:rPr>
-                <w:rFonts w:ascii="Arial Narrow" w:hAnsi="Arial Narrow" w:cs="Calibri"/>
-                <w:bCs/>
-                <w:color w:val="000000"/>
-              </w:rPr>
-              <w:t>Define ordenadores paralelos, sistemas embebidos.</w:t>
+              <w:t>E</w:t>
+            </w:r>
+            <w:r>
+              <w:rPr>
+                <w:rFonts w:ascii="Arial Narrow" w:hAnsi="Arial Narrow" w:cs="Calibri"/>
+                <w:bCs/>
+                <w:color w:val="000000"/>
+              </w:rPr>
+              <w:t>xplicar el concepto de sistemas embebidos y dar ejemplos de tu propio hogar.</w:t>
             </w:r>
           </w:p>
         </w:tc>
@@ -1230,6 +1182,145 @@
             <w:vMerge/>
             <w:vAlign w:val="center"/>
             <w:hideMark/>
+          </w:tcPr>
+          <w:p>
+            <w:pPr>
+              <w:outlineLvl w:val="0"/>
+              <w:rPr>
+                <w:rFonts w:ascii="Arial Narrow" w:hAnsi="Arial Narrow" w:cs="Calibri"/>
+                <w:b/>
+                <w:bCs/>
+                <w:color w:val="000000"/>
+              </w:rPr>
+            </w:pPr>
+          </w:p>
+        </w:tc>
+      </w:tr>
+      <w:tr>
+        <w:trPr>
+          <w:trHeight w:val="434"/>
+        </w:trPr>
+        <w:tc>
+          <w:tcPr>
+            <w:tcW w:w="1380" w:type="dxa"/>
+            <w:vMerge/>
+            <w:vAlign w:val="center"/>
+          </w:tcPr>
+          <w:p>
+            <w:pPr>
+              <w:outlineLvl w:val="0"/>
+              <w:rPr>
+                <w:rFonts w:ascii="Arial Narrow" w:hAnsi="Arial Narrow" w:cs="Calibri"/>
+                <w:color w:val="000000"/>
+              </w:rPr>
+            </w:pPr>
+          </w:p>
+        </w:tc>
+        <w:tc>
+          <w:tcPr>
+            <w:tcW w:w="713" w:type="dxa"/>
+            <w:vAlign w:val="center"/>
+          </w:tcPr>
+          <w:p>
+            <w:pPr>
+              <w:jc w:val="center"/>
+              <w:outlineLvl w:val="0"/>
+              <w:rPr>
+                <w:rFonts w:ascii="Arial Narrow" w:hAnsi="Arial Narrow" w:cs="Calibri"/>
+                <w:b/>
+                <w:bCs/>
+                <w:i/>
+                <w:color w:val="000000"/>
+              </w:rPr>
+            </w:pPr>
+            <w:r>
+              <w:rPr>
+                <w:rFonts w:ascii="Arial Narrow" w:hAnsi="Arial Narrow" w:cs="Calibri"/>
+                <w:b/>
+                <w:bCs/>
+                <w:i/>
+                <w:color w:val="000000"/>
+              </w:rPr>
+              <w:t>5</w:t>
+            </w:r>
+          </w:p>
+        </w:tc>
+        <w:tc>
+          <w:tcPr>
+            <w:tcW w:w="4678" w:type="dxa"/>
+            <w:vAlign w:val="center"/>
+          </w:tcPr>
+          <w:p>
+            <w:pPr>
+              <w:jc w:val="both"/>
+              <w:outlineLvl w:val="0"/>
+              <w:rPr>
+                <w:rFonts w:ascii="Arial Narrow" w:hAnsi="Arial Narrow" w:cs="Calibri"/>
+                <w:bCs/>
+                <w:color w:val="000000"/>
+              </w:rPr>
+            </w:pPr>
+            <w:r>
+              <w:rPr>
+                <w:rFonts w:ascii="Arial Narrow" w:hAnsi="Arial Narrow" w:cs="Calibri"/>
+                <w:bCs/>
+                <w:color w:val="000000"/>
+              </w:rPr>
+              <w:t>Investiga un anuncio de venta de Pc portátil y</w:t>
+            </w:r>
+            <w:r>
+              <w:rPr>
+                <w:rFonts w:ascii="Arial Narrow" w:hAnsi="Arial Narrow" w:cs="Calibri"/>
+                <w:bCs/>
+                <w:color w:val="000000"/>
+              </w:rPr>
+              <w:t xml:space="preserve"> analiza su conveniencia y uso</w:t>
+            </w:r>
+          </w:p>
+        </w:tc>
+        <w:tc>
+          <w:tcPr>
+            <w:tcW w:w="2693" w:type="dxa"/>
+            <w:vAlign w:val="center"/>
+          </w:tcPr>
+          <w:p>
+            <w:pPr>
+              <w:outlineLvl w:val="0"/>
+              <w:rPr>
+                <w:rFonts w:ascii="Arial Narrow" w:hAnsi="Arial Narrow" w:cs="Calibri"/>
+                <w:color w:val="000000"/>
+              </w:rPr>
+            </w:pPr>
+          </w:p>
+        </w:tc>
+        <w:tc>
+          <w:tcPr>
+            <w:tcW w:w="567" w:type="dxa"/>
+            <w:vAlign w:val="center"/>
+          </w:tcPr>
+          <w:p>
+            <w:pPr>
+              <w:jc w:val="center"/>
+              <w:outlineLvl w:val="0"/>
+              <w:rPr>
+                <w:rFonts w:ascii="Arial Narrow" w:hAnsi="Arial Narrow" w:cs="Calibri"/>
+                <w:color w:val="000000"/>
+              </w:rPr>
+            </w:pPr>
+            <w:r>
+              <w:rPr>
+                <w:rFonts w:ascii="Arial Narrow" w:hAnsi="Arial Narrow" w:cs="Calibri"/>
+                <w:color w:val="000000"/>
+              </w:rPr>
+              <w:t>8</w:t>
+            </w:r>
+          </w:p>
+        </w:tc>
+        <w:tc>
+          <w:tcPr>
+            <w:tcW w:w="3435" w:type="dxa"/>
+            <w:vMerge/>
+            <w:vAlign w:val="center"/>
           </w:tcPr>
           <w:p>
             <w:pPr>

--- a/PDC_2026.docx
+++ b/PDC_2026.docx
@@ -384,6 +384,23 @@
                 <w:color w:val="000000"/>
               </w:rPr>
             </w:pPr>
+            <w:r>
+              <w:rPr>
+                <w:rFonts w:ascii="Arial Narrow" w:hAnsi="Arial Narrow" w:cs="Calibri"/>
+                <w:color w:val="000000"/>
+              </w:rPr>
+              <w:t>Capa sistemas operativos</w:t>
+            </w:r>
+          </w:p>
+          <w:p>
+            <w:pPr>
+              <w:jc w:val="center"/>
+              <w:outlineLvl w:val="0"/>
+              <w:rPr>
+                <w:rFonts w:ascii="Arial Narrow" w:hAnsi="Arial Narrow" w:cs="Calibri"/>
+                <w:color w:val="000000"/>
+              </w:rPr>
+            </w:pPr>
           </w:p>
         </w:tc>
         <w:tc>
@@ -455,7 +472,7 @@
                 <w:bCs/>
                 <w:color w:val="000000"/>
               </w:rPr>
-              <w:t>Describe búsqueda-decodificación-ejecución en maquina von Neumann, y la memoria del ordenador.</w:t>
+              <w:t>Describe dispositivos auxiliares de almacenamiento.</w:t>
             </w:r>
           </w:p>
         </w:tc>
@@ -491,7 +508,23 @@
                 <w:rFonts w:ascii="Arial Narrow" w:hAnsi="Arial Narrow" w:cs="Calibri"/>
                 <w:color w:val="000000"/>
               </w:rPr>
-              <w:t xml:space="preserve">, Jhon Lewis. </w:t>
+              <w:t xml:space="preserve">, </w:t>
+            </w:r>
+            <w:proofErr w:type="spellStart"/>
+            <w:r>
+              <w:rPr>
+                <w:rFonts w:ascii="Arial Narrow" w:hAnsi="Arial Narrow" w:cs="Calibri"/>
+                <w:color w:val="000000"/>
+              </w:rPr>
+              <w:t>Jhon</w:t>
+            </w:r>
+            <w:proofErr w:type="spellEnd"/>
+            <w:r>
+              <w:rPr>
+                <w:rFonts w:ascii="Arial Narrow" w:hAnsi="Arial Narrow" w:cs="Calibri"/>
+                <w:color w:val="000000"/>
+              </w:rPr>
+              <w:t xml:space="preserve"> Lewis. </w:t>
             </w:r>
           </w:p>
         </w:tc>
@@ -799,7 +832,34 @@
                 <w:bCs/>
                 <w:color w:val="000000"/>
               </w:rPr>
-              <w:t>Describe dispositivos auxiliares de almacenamiento.</w:t>
+              <w:t>definir tres configuraciones alternativas de ordenadores paralelos.</w:t>
+            </w:r>
+          </w:p>
+          <w:p>
+            <w:pPr>
+              <w:jc w:val="both"/>
+              <w:outlineLvl w:val="0"/>
+              <w:rPr>
+                <w:rFonts w:ascii="Arial Narrow" w:hAnsi="Arial Narrow" w:cs="Calibri"/>
+                <w:bCs/>
+                <w:color w:val="000000"/>
+              </w:rPr>
+            </w:pPr>
+            <w:r>
+              <w:rPr>
+                <w:rFonts w:ascii="Arial Narrow" w:hAnsi="Arial Narrow" w:cs="Calibri"/>
+                <w:bCs/>
+                <w:color w:val="000000"/>
+              </w:rPr>
+              <w:t>E</w:t>
+            </w:r>
+            <w:r>
+              <w:rPr>
+                <w:rFonts w:ascii="Arial Narrow" w:hAnsi="Arial Narrow" w:cs="Calibri"/>
+                <w:bCs/>
+                <w:color w:val="000000"/>
+              </w:rPr>
+              <w:t>xplicar el concepto de sistemas embebidos y dar ejemplos de tu propio hogar.</w:t>
             </w:r>
           </w:p>
         </w:tc>
@@ -835,7 +895,23 @@
                 <w:rFonts w:ascii="Arial Narrow" w:hAnsi="Arial Narrow" w:cs="Calibri"/>
                 <w:color w:val="000000"/>
               </w:rPr>
-              <w:t>, Jhon Lewis.</w:t>
+              <w:t xml:space="preserve">, </w:t>
+            </w:r>
+            <w:proofErr w:type="spellStart"/>
+            <w:r>
+              <w:rPr>
+                <w:rFonts w:ascii="Arial Narrow" w:hAnsi="Arial Narrow" w:cs="Calibri"/>
+                <w:color w:val="000000"/>
+              </w:rPr>
+              <w:t>Jhon</w:t>
+            </w:r>
+            <w:proofErr w:type="spellEnd"/>
+            <w:r>
+              <w:rPr>
+                <w:rFonts w:ascii="Arial Narrow" w:hAnsi="Arial Narrow" w:cs="Calibri"/>
+                <w:color w:val="000000"/>
+              </w:rPr>
+              <w:t xml:space="preserve"> Lewis.</w:t>
             </w:r>
           </w:p>
         </w:tc>
@@ -952,7 +1028,7 @@
                 <w:bCs/>
                 <w:color w:val="000000"/>
               </w:rPr>
-              <w:t>definir tres configuraciones alternativas de ordenadores paralelos.</w:t>
+              <w:t>Investiga un anuncio de venta de Pc portátil y analiza su conveniencia y uso</w:t>
             </w:r>
           </w:p>
         </w:tc>
@@ -988,7 +1064,23 @@
                 <w:rFonts w:ascii="Arial Narrow" w:hAnsi="Arial Narrow" w:cs="Calibri"/>
                 <w:color w:val="000000"/>
               </w:rPr>
-              <w:t>, Jhon Lewis.</w:t>
+              <w:t xml:space="preserve">, </w:t>
+            </w:r>
+            <w:proofErr w:type="spellStart"/>
+            <w:r>
+              <w:rPr>
+                <w:rFonts w:ascii="Arial Narrow" w:hAnsi="Arial Narrow" w:cs="Calibri"/>
+                <w:color w:val="000000"/>
+              </w:rPr>
+              <w:t>Jhon</w:t>
+            </w:r>
+            <w:proofErr w:type="spellEnd"/>
+            <w:r>
+              <w:rPr>
+                <w:rFonts w:ascii="Arial Narrow" w:hAnsi="Arial Narrow" w:cs="Calibri"/>
+                <w:color w:val="000000"/>
+              </w:rPr>
+              <w:t xml:space="preserve"> Lewis.</w:t>
             </w:r>
           </w:p>
         </w:tc>
@@ -1095,25 +1187,79 @@
               <w:outlineLvl w:val="0"/>
               <w:rPr>
                 <w:rFonts w:ascii="Arial Narrow" w:hAnsi="Arial Narrow" w:cs="Calibri"/>
-                <w:bCs/>
-                <w:color w:val="000000"/>
-              </w:rPr>
-            </w:pPr>
-            <w:r>
-              <w:rPr>
-                <w:rFonts w:ascii="Arial Narrow" w:hAnsi="Arial Narrow" w:cs="Calibri"/>
-                <w:bCs/>
-                <w:color w:val="000000"/>
-              </w:rPr>
-              <w:t>E</w:t>
-            </w:r>
-            <w:r>
-              <w:rPr>
-                <w:rFonts w:ascii="Arial Narrow" w:hAnsi="Arial Narrow" w:cs="Calibri"/>
-                <w:bCs/>
-                <w:color w:val="000000"/>
-              </w:rPr>
-              <w:t>xplicar el concepto de sistemas embebidos y dar ejemplos de tu propio hogar.</w:t>
+                <w:b/>
+                <w:color w:val="000000"/>
+              </w:rPr>
+            </w:pPr>
+            <w:r>
+              <w:rPr>
+                <w:rFonts w:ascii="Arial Narrow" w:hAnsi="Arial Narrow" w:cs="Calibri"/>
+                <w:b/>
+                <w:color w:val="000000"/>
+              </w:rPr>
+              <w:t>Sistemas Operativos</w:t>
+            </w:r>
+          </w:p>
+          <w:p>
+            <w:pPr>
+              <w:jc w:val="both"/>
+              <w:outlineLvl w:val="0"/>
+              <w:rPr>
+                <w:rFonts w:ascii="Arial Narrow" w:hAnsi="Arial Narrow" w:cs="Calibri"/>
+                <w:bCs/>
+                <w:color w:val="000000"/>
+              </w:rPr>
+            </w:pPr>
+            <w:r>
+              <w:rPr>
+                <w:rFonts w:ascii="Arial Narrow" w:hAnsi="Arial Narrow" w:cs="Calibri"/>
+                <w:bCs/>
+                <w:color w:val="000000"/>
+              </w:rPr>
+              <w:t>Describe las dos responsabilidades principales de un sistema operativo.</w:t>
+            </w:r>
+          </w:p>
+          <w:p>
+            <w:pPr>
+              <w:jc w:val="both"/>
+              <w:outlineLvl w:val="0"/>
+              <w:rPr>
+                <w:rFonts w:ascii="Arial Narrow" w:hAnsi="Arial Narrow" w:cs="Calibri"/>
+                <w:bCs/>
+                <w:color w:val="000000"/>
+              </w:rPr>
+            </w:pPr>
+            <w:r>
+              <w:rPr>
+                <w:rFonts w:ascii="Arial Narrow" w:hAnsi="Arial Narrow" w:cs="Calibri"/>
+                <w:bCs/>
+                <w:color w:val="000000"/>
+              </w:rPr>
+              <w:t>D</w:t>
+            </w:r>
+            <w:r>
+              <w:rPr>
+                <w:rFonts w:ascii="Arial Narrow" w:hAnsi="Arial Narrow" w:cs="Calibri"/>
+                <w:bCs/>
+                <w:color w:val="000000"/>
+              </w:rPr>
+              <w:t>efin</w:t>
+            </w:r>
+            <w:r>
+              <w:rPr>
+                <w:rFonts w:ascii="Arial Narrow" w:hAnsi="Arial Narrow" w:cs="Calibri"/>
+                <w:bCs/>
+                <w:color w:val="000000"/>
+              </w:rPr>
+              <w:t>e</w:t>
+            </w:r>
+            <w:r>
+              <w:rPr>
+                <w:rFonts w:ascii="Arial Narrow" w:hAnsi="Arial Narrow" w:cs="Calibri"/>
+                <w:bCs/>
+                <w:color w:val="000000"/>
+              </w:rPr>
+              <w:t xml:space="preserve"> la memoria y la gestión de procesos.</w:t>
             </w:r>
           </w:p>
         </w:tc>
@@ -1149,7 +1295,23 @@
                 <w:rFonts w:ascii="Arial Narrow" w:hAnsi="Arial Narrow" w:cs="Calibri"/>
                 <w:color w:val="000000"/>
               </w:rPr>
-              <w:t>, Jhon Lewis.</w:t>
+              <w:t xml:space="preserve">, </w:t>
+            </w:r>
+            <w:proofErr w:type="spellStart"/>
+            <w:r>
+              <w:rPr>
+                <w:rFonts w:ascii="Arial Narrow" w:hAnsi="Arial Narrow" w:cs="Calibri"/>
+                <w:color w:val="000000"/>
+              </w:rPr>
+              <w:t>Jhon</w:t>
+            </w:r>
+            <w:proofErr w:type="spellEnd"/>
+            <w:r>
+              <w:rPr>
+                <w:rFonts w:ascii="Arial Narrow" w:hAnsi="Arial Narrow" w:cs="Calibri"/>
+                <w:color w:val="000000"/>
+              </w:rPr>
+              <w:t xml:space="preserve"> Lewis.</w:t>
             </w:r>
           </w:p>
         </w:tc>
@@ -1182,145 +1344,6 @@
             <w:vMerge/>
             <w:vAlign w:val="center"/>
             <w:hideMark/>
-          </w:tcPr>
-          <w:p>
-            <w:pPr>
-              <w:outlineLvl w:val="0"/>
-              <w:rPr>
-                <w:rFonts w:ascii="Arial Narrow" w:hAnsi="Arial Narrow" w:cs="Calibri"/>
-                <w:b/>
-                <w:bCs/>
-                <w:color w:val="000000"/>
-              </w:rPr>
-            </w:pPr>
-          </w:p>
-        </w:tc>
-      </w:tr>
-      <w:tr>
-        <w:trPr>
-          <w:trHeight w:val="434"/>
-        </w:trPr>
-        <w:tc>
-          <w:tcPr>
-            <w:tcW w:w="1380" w:type="dxa"/>
-            <w:vMerge/>
-            <w:vAlign w:val="center"/>
-          </w:tcPr>
-          <w:p>
-            <w:pPr>
-              <w:outlineLvl w:val="0"/>
-              <w:rPr>
-                <w:rFonts w:ascii="Arial Narrow" w:hAnsi="Arial Narrow" w:cs="Calibri"/>
-                <w:color w:val="000000"/>
-              </w:rPr>
-            </w:pPr>
-          </w:p>
-        </w:tc>
-        <w:tc>
-          <w:tcPr>
-            <w:tcW w:w="713" w:type="dxa"/>
-            <w:vAlign w:val="center"/>
-          </w:tcPr>
-          <w:p>
-            <w:pPr>
-              <w:jc w:val="center"/>
-              <w:outlineLvl w:val="0"/>
-              <w:rPr>
-                <w:rFonts w:ascii="Arial Narrow" w:hAnsi="Arial Narrow" w:cs="Calibri"/>
-                <w:b/>
-                <w:bCs/>
-                <w:i/>
-                <w:color w:val="000000"/>
-              </w:rPr>
-            </w:pPr>
-            <w:r>
-              <w:rPr>
-                <w:rFonts w:ascii="Arial Narrow" w:hAnsi="Arial Narrow" w:cs="Calibri"/>
-                <w:b/>
-                <w:bCs/>
-                <w:i/>
-                <w:color w:val="000000"/>
-              </w:rPr>
-              <w:t>5</w:t>
-            </w:r>
-          </w:p>
-        </w:tc>
-        <w:tc>
-          <w:tcPr>
-            <w:tcW w:w="4678" w:type="dxa"/>
-            <w:vAlign w:val="center"/>
-          </w:tcPr>
-          <w:p>
-            <w:pPr>
-              <w:jc w:val="both"/>
-              <w:outlineLvl w:val="0"/>
-              <w:rPr>
-                <w:rFonts w:ascii="Arial Narrow" w:hAnsi="Arial Narrow" w:cs="Calibri"/>
-                <w:bCs/>
-                <w:color w:val="000000"/>
-              </w:rPr>
-            </w:pPr>
-            <w:r>
-              <w:rPr>
-                <w:rFonts w:ascii="Arial Narrow" w:hAnsi="Arial Narrow" w:cs="Calibri"/>
-                <w:bCs/>
-                <w:color w:val="000000"/>
-              </w:rPr>
-              <w:t>Investiga un anuncio de venta de Pc portátil y</w:t>
-            </w:r>
-            <w:r>
-              <w:rPr>
-                <w:rFonts w:ascii="Arial Narrow" w:hAnsi="Arial Narrow" w:cs="Calibri"/>
-                <w:bCs/>
-                <w:color w:val="000000"/>
-              </w:rPr>
-              <w:t xml:space="preserve"> analiza su conveniencia y uso</w:t>
-            </w:r>
-          </w:p>
-        </w:tc>
-        <w:tc>
-          <w:tcPr>
-            <w:tcW w:w="2693" w:type="dxa"/>
-            <w:vAlign w:val="center"/>
-          </w:tcPr>
-          <w:p>
-            <w:pPr>
-              <w:outlineLvl w:val="0"/>
-              <w:rPr>
-                <w:rFonts w:ascii="Arial Narrow" w:hAnsi="Arial Narrow" w:cs="Calibri"/>
-                <w:color w:val="000000"/>
-              </w:rPr>
-            </w:pPr>
-          </w:p>
-        </w:tc>
-        <w:tc>
-          <w:tcPr>
-            <w:tcW w:w="567" w:type="dxa"/>
-            <w:vAlign w:val="center"/>
-          </w:tcPr>
-          <w:p>
-            <w:pPr>
-              <w:jc w:val="center"/>
-              <w:outlineLvl w:val="0"/>
-              <w:rPr>
-                <w:rFonts w:ascii="Arial Narrow" w:hAnsi="Arial Narrow" w:cs="Calibri"/>
-                <w:color w:val="000000"/>
-              </w:rPr>
-            </w:pPr>
-            <w:r>
-              <w:rPr>
-                <w:rFonts w:ascii="Arial Narrow" w:hAnsi="Arial Narrow" w:cs="Calibri"/>
-                <w:color w:val="000000"/>
-              </w:rPr>
-              <w:t>8</w:t>
-            </w:r>
-          </w:p>
-        </w:tc>
-        <w:tc>
-          <w:tcPr>
-            <w:tcW w:w="3435" w:type="dxa"/>
-            <w:vMerge/>
-            <w:vAlign w:val="center"/>
           </w:tcPr>
           <w:p>
             <w:pPr>

--- a/PDC_2026.docx
+++ b/PDC_2026.docx
@@ -86,7 +86,7 @@
                 <w:bCs/>
                 <w:color w:val="000000"/>
               </w:rPr>
-              <w:t>7</w:t>
+              <w:t>4to</w:t>
             </w:r>
           </w:p>
         </w:tc>
@@ -418,6 +418,53 @@
               <w:t>éticas</w:t>
             </w:r>
           </w:p>
+          <w:p>
+            <w:pPr>
+              <w:jc w:val="center"/>
+              <w:outlineLvl w:val="0"/>
+              <w:rPr>
+                <w:rFonts w:ascii="Arial Narrow" w:hAnsi="Arial Narrow" w:cs="Calibri"/>
+                <w:color w:val="000000"/>
+                <w:lang w:val="es-419"/>
+              </w:rPr>
+            </w:pPr>
+            <w:proofErr w:type="spellStart"/>
+            <w:r>
+              <w:rPr>
+                <w:rFonts w:ascii="Arial Narrow" w:hAnsi="Arial Narrow" w:cs="Calibri"/>
+                <w:color w:val="000000"/>
+                <w:lang w:val="es-419"/>
+              </w:rPr>
+              <w:t>Energias</w:t>
+            </w:r>
+            <w:proofErr w:type="spellEnd"/>
+            <w:r>
+              <w:rPr>
+                <w:rFonts w:ascii="Arial Narrow" w:hAnsi="Arial Narrow" w:cs="Calibri"/>
+                <w:color w:val="000000"/>
+                <w:lang w:val="es-419"/>
+              </w:rPr>
+              <w:t xml:space="preserve"> </w:t>
+            </w:r>
+            <w:proofErr w:type="gramStart"/>
+            <w:r>
+              <w:rPr>
+                <w:rFonts w:ascii="Arial Narrow" w:hAnsi="Arial Narrow" w:cs="Calibri"/>
+                <w:color w:val="000000"/>
+                <w:lang w:val="es-419"/>
+              </w:rPr>
+              <w:t>y  su</w:t>
+            </w:r>
+            <w:proofErr w:type="gramEnd"/>
+            <w:r>
+              <w:rPr>
+                <w:rFonts w:ascii="Arial Narrow" w:hAnsi="Arial Narrow" w:cs="Calibri"/>
+                <w:color w:val="000000"/>
+                <w:lang w:val="es-419"/>
+              </w:rPr>
+              <w:t xml:space="preserve"> transformación a ELT y almacenamiento</w:t>
+            </w:r>
+          </w:p>
         </w:tc>
         <w:tc>
           <w:tcPr>
@@ -478,15 +525,7 @@
                 <w:bCs/>
                 <w:color w:val="000000"/>
               </w:rPr>
-              <w:t>Reconoce l</w:t>
-            </w:r>
-            <w:r>
-              <w:rPr>
-                <w:rFonts w:ascii="Arial Narrow" w:hAnsi="Arial Narrow" w:cs="Calibri"/>
-                <w:bCs/>
-                <w:color w:val="000000"/>
-              </w:rPr>
-              <w:t>as propiedades de los imanes</w:t>
+              <w:t>Reconoce la magnitud del campo magnético generado por una corriente eléctrica.</w:t>
             </w:r>
           </w:p>
         </w:tc>
@@ -621,6 +660,38 @@
                 <w:color w:val="000000"/>
               </w:rPr>
             </w:pPr>
+            <w:r>
+              <w:rPr>
+                <w:rFonts w:ascii="Arial Narrow" w:hAnsi="Arial Narrow" w:cs="Calibri"/>
+                <w:color w:val="000000"/>
+              </w:rPr>
+              <w:t xml:space="preserve">Identifica </w:t>
+            </w:r>
+            <w:proofErr w:type="gramStart"/>
+            <w:r>
+              <w:rPr>
+                <w:rFonts w:ascii="Arial Narrow" w:hAnsi="Arial Narrow" w:cs="Calibri"/>
+                <w:color w:val="000000"/>
+              </w:rPr>
+              <w:t>las diferentes tipos</w:t>
+            </w:r>
+            <w:proofErr w:type="gramEnd"/>
+            <w:r>
+              <w:rPr>
+                <w:rFonts w:ascii="Arial Narrow" w:hAnsi="Arial Narrow" w:cs="Calibri"/>
+                <w:color w:val="000000"/>
+              </w:rPr>
+              <w:t xml:space="preserve"> de almacenamiento de energía.</w:t>
+            </w:r>
+          </w:p>
+          <w:p>
+            <w:pPr>
+              <w:outlineLvl w:val="0"/>
+              <w:rPr>
+                <w:rFonts w:ascii="Arial Narrow" w:hAnsi="Arial Narrow" w:cs="Calibri"/>
+                <w:color w:val="000000"/>
+              </w:rPr>
+            </w:pPr>
           </w:p>
           <w:p>
             <w:pPr>
@@ -660,6 +731,13 @@
                 <w:color w:val="000000"/>
               </w:rPr>
               <w:t>electroimán</w:t>
+            </w:r>
+            <w:r>
+              <w:rPr>
+                <w:rFonts w:ascii="Arial Narrow" w:hAnsi="Arial Narrow" w:cs="Calibri"/>
+                <w:color w:val="000000"/>
+              </w:rPr>
+              <w:t>, álbum de pilas</w:t>
             </w:r>
             <w:r>
               <w:rPr>
@@ -751,15 +829,7 @@
                 <w:bCs/>
                 <w:color w:val="000000"/>
               </w:rPr>
-              <w:t xml:space="preserve">Reconoce las propiedades </w:t>
-            </w:r>
-            <w:r>
-              <w:rPr>
-                <w:rFonts w:ascii="Arial Narrow" w:hAnsi="Arial Narrow" w:cs="Calibri"/>
-                <w:bCs/>
-                <w:color w:val="000000"/>
-              </w:rPr>
-              <w:t>magnéticas</w:t>
+              <w:t>Def de tipos de energía.</w:t>
             </w:r>
           </w:p>
         </w:tc>
@@ -776,15 +846,13 @@
                 <w:color w:val="000000"/>
               </w:rPr>
             </w:pPr>
-            <w:proofErr w:type="spellStart"/>
-            <w:r>
-              <w:rPr>
-                <w:rFonts w:ascii="Arial Narrow" w:hAnsi="Arial Narrow" w:cs="Calibri"/>
-                <w:color w:val="000000"/>
-              </w:rPr>
-              <w:t>Texto:Física</w:t>
-            </w:r>
-            <w:proofErr w:type="spellEnd"/>
+            <w:r>
+              <w:rPr>
+                <w:rFonts w:ascii="Arial Narrow" w:hAnsi="Arial Narrow" w:cs="Calibri"/>
+                <w:color w:val="000000"/>
+              </w:rPr>
+              <w:t>Texto: Física</w:t>
+            </w:r>
             <w:r>
               <w:rPr>
                 <w:rFonts w:ascii="Arial Narrow" w:hAnsi="Arial Narrow" w:cs="Calibri"/>
@@ -924,31 +992,44 @@
                 <w:bCs/>
                 <w:color w:val="000000"/>
               </w:rPr>
-              <w:t xml:space="preserve">Reconoce la </w:t>
-            </w:r>
-            <w:r>
-              <w:rPr>
-                <w:rFonts w:ascii="Arial Narrow" w:hAnsi="Arial Narrow" w:cs="Calibri"/>
-                <w:bCs/>
-                <w:color w:val="000000"/>
-              </w:rPr>
-              <w:t xml:space="preserve">magnitud </w:t>
-            </w:r>
-            <w:r>
-              <w:rPr>
-                <w:rFonts w:ascii="Arial Narrow" w:hAnsi="Arial Narrow" w:cs="Calibri"/>
-                <w:bCs/>
-                <w:color w:val="000000"/>
-              </w:rPr>
-              <w:t>fuerza magnética que ejerce el campo magnético sobre una carga</w:t>
-            </w:r>
-            <w:r>
-              <w:rPr>
-                <w:rFonts w:ascii="Arial Narrow" w:hAnsi="Arial Narrow" w:cs="Calibri"/>
-                <w:bCs/>
-                <w:color w:val="000000"/>
-              </w:rPr>
-              <w:t>.</w:t>
+              <w:t xml:space="preserve">Tipos de </w:t>
+            </w:r>
+            <w:r>
+              <w:rPr>
+                <w:rFonts w:ascii="Arial Narrow" w:hAnsi="Arial Narrow" w:cs="Calibri"/>
+                <w:bCs/>
+                <w:color w:val="000000"/>
+              </w:rPr>
+              <w:t>energía</w:t>
+            </w:r>
+          </w:p>
+          <w:p>
+            <w:pPr>
+              <w:jc w:val="both"/>
+              <w:outlineLvl w:val="0"/>
+              <w:rPr>
+                <w:rFonts w:ascii="Arial Narrow" w:hAnsi="Arial Narrow" w:cs="Calibri"/>
+                <w:bCs/>
+                <w:color w:val="000000"/>
+              </w:rPr>
+            </w:pPr>
+            <w:proofErr w:type="spellStart"/>
+            <w:r>
+              <w:rPr>
+                <w:rFonts w:ascii="Arial Narrow" w:hAnsi="Arial Narrow" w:cs="Calibri"/>
+                <w:bCs/>
+                <w:color w:val="000000"/>
+              </w:rPr>
+              <w:t>Eòlica</w:t>
+            </w:r>
+            <w:proofErr w:type="spellEnd"/>
+            <w:r>
+              <w:rPr>
+                <w:rFonts w:ascii="Arial Narrow" w:hAnsi="Arial Narrow" w:cs="Calibri"/>
+                <w:bCs/>
+                <w:color w:val="000000"/>
+              </w:rPr>
+              <w:t>, hidráulica, fotovoltaica, geotérmica.</w:t>
             </w:r>
           </w:p>
         </w:tc>
@@ -1097,15 +1178,7 @@
                 <w:bCs/>
                 <w:color w:val="000000"/>
               </w:rPr>
-              <w:t xml:space="preserve">Reconoce la fuerza magnética que ejerce el campo magnético sobre una </w:t>
-            </w:r>
-            <w:r>
-              <w:rPr>
-                <w:rFonts w:ascii="Arial Narrow" w:hAnsi="Arial Narrow" w:cs="Calibri"/>
-                <w:bCs/>
-                <w:color w:val="000000"/>
-              </w:rPr>
-              <w:t>espira conductora</w:t>
+              <w:t>Pilas, baterías, componentes y su funcionamiento</w:t>
             </w:r>
             <w:r>
               <w:rPr>
@@ -1130,15 +1203,13 @@
                 <w:color w:val="000000"/>
               </w:rPr>
             </w:pPr>
-            <w:proofErr w:type="spellStart"/>
-            <w:r>
-              <w:rPr>
-                <w:rFonts w:ascii="Arial Narrow" w:hAnsi="Arial Narrow" w:cs="Calibri"/>
-                <w:color w:val="000000"/>
-              </w:rPr>
-              <w:t>Texto:Física</w:t>
-            </w:r>
-            <w:proofErr w:type="spellEnd"/>
+            <w:r>
+              <w:rPr>
+                <w:rFonts w:ascii="Arial Narrow" w:hAnsi="Arial Narrow" w:cs="Calibri"/>
+                <w:color w:val="000000"/>
+              </w:rPr>
+              <w:t>Texto: Física</w:t>
+            </w:r>
             <w:r>
               <w:rPr>
                 <w:rFonts w:ascii="Arial Narrow" w:hAnsi="Arial Narrow" w:cs="Calibri"/>
@@ -1178,185 +1249,6 @@
             <w:vMerge/>
             <w:vAlign w:val="center"/>
             <w:hideMark/>
-          </w:tcPr>
-          <w:p>
-            <w:pPr>
-              <w:outlineLvl w:val="0"/>
-              <w:rPr>
-                <w:rFonts w:ascii="Arial Narrow" w:hAnsi="Arial Narrow" w:cs="Calibri"/>
-                <w:b/>
-                <w:bCs/>
-                <w:color w:val="000000"/>
-              </w:rPr>
-            </w:pPr>
-          </w:p>
-        </w:tc>
-      </w:tr>
-      <w:tr>
-        <w:trPr>
-          <w:trHeight w:val="434"/>
-        </w:trPr>
-        <w:tc>
-          <w:tcPr>
-            <w:tcW w:w="1380" w:type="dxa"/>
-            <w:vMerge/>
-            <w:vAlign w:val="center"/>
-          </w:tcPr>
-          <w:p>
-            <w:pPr>
-              <w:outlineLvl w:val="0"/>
-              <w:rPr>
-                <w:rFonts w:ascii="Arial Narrow" w:hAnsi="Arial Narrow" w:cs="Calibri"/>
-                <w:color w:val="000000"/>
-              </w:rPr>
-            </w:pPr>
-          </w:p>
-        </w:tc>
-        <w:tc>
-          <w:tcPr>
-            <w:tcW w:w="1139" w:type="dxa"/>
-            <w:vAlign w:val="center"/>
-          </w:tcPr>
-          <w:p>
-            <w:pPr>
-              <w:outlineLvl w:val="0"/>
-              <w:rPr>
-                <w:rFonts w:ascii="Arial Narrow" w:hAnsi="Arial Narrow" w:cs="Calibri"/>
-                <w:b/>
-                <w:bCs/>
-                <w:i/>
-                <w:color w:val="000000"/>
-              </w:rPr>
-            </w:pPr>
-            <w:r>
-              <w:rPr>
-                <w:rFonts w:ascii="Arial Narrow" w:hAnsi="Arial Narrow" w:cs="Calibri"/>
-                <w:b/>
-                <w:bCs/>
-                <w:i/>
-                <w:color w:val="000000"/>
-              </w:rPr>
-              <w:t>5</w:t>
-            </w:r>
-          </w:p>
-        </w:tc>
-        <w:tc>
-          <w:tcPr>
-            <w:tcW w:w="3969" w:type="dxa"/>
-            <w:vAlign w:val="center"/>
-          </w:tcPr>
-          <w:p>
-            <w:pPr>
-              <w:jc w:val="both"/>
-              <w:outlineLvl w:val="0"/>
-              <w:rPr>
-                <w:rFonts w:ascii="Arial Narrow" w:hAnsi="Arial Narrow" w:cs="Calibri"/>
-                <w:bCs/>
-                <w:color w:val="000000"/>
-              </w:rPr>
-            </w:pPr>
-            <w:r>
-              <w:rPr>
-                <w:rFonts w:ascii="Arial Narrow" w:hAnsi="Arial Narrow" w:cs="Calibri"/>
-                <w:bCs/>
-                <w:color w:val="000000"/>
-              </w:rPr>
-              <w:t>Reconoce</w:t>
-            </w:r>
-            <w:r>
-              <w:rPr>
-                <w:rFonts w:ascii="Arial Narrow" w:hAnsi="Arial Narrow" w:cs="Calibri"/>
-                <w:bCs/>
-                <w:color w:val="000000"/>
-              </w:rPr>
-              <w:t xml:space="preserve"> la magnitud d</w:t>
-            </w:r>
-            <w:r>
-              <w:rPr>
-                <w:rFonts w:ascii="Arial Narrow" w:hAnsi="Arial Narrow" w:cs="Calibri"/>
-                <w:bCs/>
-                <w:color w:val="000000"/>
-              </w:rPr>
-              <w:t xml:space="preserve">el campo magnético </w:t>
-            </w:r>
-            <w:r>
-              <w:rPr>
-                <w:rFonts w:ascii="Arial Narrow" w:hAnsi="Arial Narrow" w:cs="Calibri"/>
-                <w:bCs/>
-                <w:color w:val="000000"/>
-              </w:rPr>
-              <w:t>generado por una corriente eléctrica</w:t>
-            </w:r>
-            <w:r>
-              <w:rPr>
-                <w:rFonts w:ascii="Arial Narrow" w:hAnsi="Arial Narrow" w:cs="Calibri"/>
-                <w:bCs/>
-                <w:color w:val="000000"/>
-              </w:rPr>
-              <w:t>.</w:t>
-            </w:r>
-          </w:p>
-        </w:tc>
-        <w:tc>
-          <w:tcPr>
-            <w:tcW w:w="2976" w:type="dxa"/>
-            <w:vAlign w:val="center"/>
-          </w:tcPr>
-          <w:p>
-            <w:pPr>
-              <w:outlineLvl w:val="0"/>
-              <w:rPr>
-                <w:rFonts w:ascii="Arial Narrow" w:hAnsi="Arial Narrow" w:cs="Calibri"/>
-                <w:color w:val="000000"/>
-              </w:rPr>
-            </w:pPr>
-            <w:proofErr w:type="spellStart"/>
-            <w:r>
-              <w:rPr>
-                <w:rFonts w:ascii="Arial Narrow" w:hAnsi="Arial Narrow" w:cs="Calibri"/>
-                <w:color w:val="000000"/>
-              </w:rPr>
-              <w:t>Texto:Física</w:t>
-            </w:r>
-            <w:proofErr w:type="spellEnd"/>
-            <w:r>
-              <w:rPr>
-                <w:rFonts w:ascii="Arial Narrow" w:hAnsi="Arial Narrow" w:cs="Calibri"/>
-                <w:color w:val="000000"/>
-              </w:rPr>
-              <w:t xml:space="preserve"> Química 3ro y 6to ESO.</w:t>
-            </w:r>
-          </w:p>
-        </w:tc>
-        <w:tc>
-          <w:tcPr>
-            <w:tcW w:w="567" w:type="dxa"/>
-            <w:gridSpan w:val="2"/>
-            <w:vAlign w:val="center"/>
-          </w:tcPr>
-          <w:p>
-            <w:pPr>
-              <w:jc w:val="center"/>
-              <w:outlineLvl w:val="0"/>
-              <w:rPr>
-                <w:rFonts w:ascii="Arial Narrow" w:hAnsi="Arial Narrow" w:cs="Calibri"/>
-                <w:color w:val="000000"/>
-              </w:rPr>
-            </w:pPr>
-            <w:r>
-              <w:rPr>
-                <w:rFonts w:ascii="Arial Narrow" w:hAnsi="Arial Narrow" w:cs="Calibri"/>
-                <w:color w:val="000000"/>
-              </w:rPr>
-              <w:t>8</w:t>
-            </w:r>
-          </w:p>
-        </w:tc>
-        <w:tc>
-          <w:tcPr>
-            <w:tcW w:w="3435" w:type="dxa"/>
-            <w:vMerge/>
-            <w:vAlign w:val="center"/>
           </w:tcPr>
           <w:p>
             <w:pPr>
